--- a/output/검수조서_CP-2026-0012.docx
+++ b/output/검수조서_CP-2026-0012.docx
@@ -803,7 +803,7 @@
                 <w:sz w:val="18"/>
                 <w:szCs w:val="18"/>
               </w:rPr>
-              <w:t xml:space="preserve"/>
+              <w:t xml:space="preserve">갤럭시북5 프로</w:t>
             </w:r>
           </w:p>
         </w:tc>
@@ -832,7 +832,7 @@
                 <w:sz w:val="18"/>
                 <w:szCs w:val="18"/>
               </w:rPr>
-              <w:t xml:space="preserve"/>
+              <w:t xml:space="preserve">NT960XHA-K71A</w:t>
             </w:r>
           </w:p>
         </w:tc>
@@ -861,7 +861,7 @@
                 <w:sz w:val="18"/>
                 <w:szCs w:val="18"/>
               </w:rPr>
-              <w:t xml:space="preserve"/>
+              <w:t xml:space="preserve">식</w:t>
             </w:r>
           </w:p>
         </w:tc>
@@ -890,7 +890,7 @@
                 <w:sz w:val="18"/>
                 <w:szCs w:val="18"/>
               </w:rPr>
-              <w:t xml:space="preserve"/>
+              <w:t xml:space="preserve">1</w:t>
             </w:r>
           </w:p>
         </w:tc>
@@ -919,7 +919,7 @@
                 <w:sz w:val="18"/>
                 <w:szCs w:val="18"/>
               </w:rPr>
-              <w:t xml:space="preserve"/>
+              <w:t xml:space="preserve">적합</w:t>
             </w:r>
           </w:p>
         </w:tc>
@@ -979,7 +979,7 @@
                 <w:sz w:val="18"/>
                 <w:szCs w:val="18"/>
               </w:rPr>
-              <w:t xml:space="preserve"/>
+              <w:t xml:space="preserve">맥미니M4</w:t>
             </w:r>
           </w:p>
         </w:tc>
@@ -1008,7 +1008,7 @@
                 <w:sz w:val="18"/>
                 <w:szCs w:val="18"/>
               </w:rPr>
-              <w:t xml:space="preserve"/>
+              <w:t xml:space="preserve">A3238</w:t>
             </w:r>
           </w:p>
         </w:tc>
@@ -1037,7 +1037,7 @@
                 <w:sz w:val="18"/>
                 <w:szCs w:val="18"/>
               </w:rPr>
-              <w:t xml:space="preserve"/>
+              <w:t xml:space="preserve">식</w:t>
             </w:r>
           </w:p>
         </w:tc>
@@ -1066,7 +1066,7 @@
                 <w:sz w:val="18"/>
                 <w:szCs w:val="18"/>
               </w:rPr>
-              <w:t xml:space="preserve"/>
+              <w:t xml:space="preserve">1</w:t>
             </w:r>
           </w:p>
         </w:tc>
@@ -1095,7 +1095,7 @@
                 <w:sz w:val="18"/>
                 <w:szCs w:val="18"/>
               </w:rPr>
-              <w:t xml:space="preserve"/>
+              <w:t xml:space="preserve">적합</w:t>
             </w:r>
           </w:p>
         </w:tc>
@@ -1155,7 +1155,7 @@
                 <w:sz w:val="18"/>
                 <w:szCs w:val="18"/>
               </w:rPr>
-              <w:t xml:space="preserve"/>
+              <w:t xml:space="preserve">삼탠바이미</w:t>
             </w:r>
           </w:p>
         </w:tc>
@@ -1184,7 +1184,7 @@
                 <w:sz w:val="18"/>
                 <w:szCs w:val="18"/>
               </w:rPr>
-              <w:t xml:space="preserve"/>
+              <w:t xml:space="preserve">삼성 M7 43</w:t>
             </w:r>
           </w:p>
         </w:tc>
@@ -1213,7 +1213,7 @@
                 <w:sz w:val="18"/>
                 <w:szCs w:val="18"/>
               </w:rPr>
-              <w:t xml:space="preserve"/>
+              <w:t xml:space="preserve">식</w:t>
             </w:r>
           </w:p>
         </w:tc>
@@ -1242,7 +1242,7 @@
                 <w:sz w:val="18"/>
                 <w:szCs w:val="18"/>
               </w:rPr>
-              <w:t xml:space="preserve"/>
+              <w:t xml:space="preserve">1</w:t>
             </w:r>
           </w:p>
         </w:tc>
@@ -1271,7 +1271,7 @@
                 <w:sz w:val="18"/>
                 <w:szCs w:val="18"/>
               </w:rPr>
-              <w:t xml:space="preserve"/>
+              <w:t xml:space="preserve">적합</w:t>
             </w:r>
           </w:p>
         </w:tc>
@@ -1280,355 +1280,113 @@
         <w:tc>
           <w:tcPr>
             <w:tcW w:type="dxa" w:w="675"/>
-            <w:tcMar>
-              <w:top w:type="dxa" w:w="60"/>
-              <w:left w:type="dxa" w:w="90"/>
-              <w:bottom w:type="dxa" w:w="60"/>
-              <w:right w:type="dxa" w:w="90"/>
-            </w:tcMar>
-            <w:vAlign w:val="center"/>
-          </w:tcPr>
-          <w:p>
-            <w:pPr>
-              <w:spacing w:after="20" w:before="20"/>
-              <w:jc w:val="center"/>
-            </w:pPr>
-            <w:r>
-              <w:rPr>
-                <w:rFonts w:ascii="맑은 고딕" w:cs="맑은 고딕" w:eastAsia="맑은 고딕" w:hAnsi="맑은 고딕"/>
-                <w:b w:val="false"/>
-                <w:bCs w:val="false"/>
-                <w:color w:val="000000"/>
-                <w:sz w:val="18"/>
-                <w:szCs w:val="18"/>
-              </w:rPr>
-              <w:t xml:space="preserve">4</w:t>
+            <w:gridSpan w:val="4"/>
+            <w:shd w:fill="F2F2F2" w:color="auto" w:val="clear"/>
+            <w:tcMar>
+              <w:top w:type="dxa" w:w="60"/>
+              <w:left w:type="dxa" w:w="90"/>
+              <w:bottom w:type="dxa" w:w="60"/>
+              <w:right w:type="dxa" w:w="90"/>
+            </w:tcMar>
+            <w:vAlign w:val="center"/>
+          </w:tcPr>
+          <w:p>
+            <w:pPr>
+              <w:spacing w:after="20" w:before="20"/>
+              <w:jc w:val="center"/>
+            </w:pPr>
+            <w:r>
+              <w:rPr>
+                <w:rFonts w:ascii="맑은 고딕" w:cs="맑은 고딕" w:eastAsia="맑은 고딕" w:hAnsi="맑은 고딕"/>
+                <w:b/>
+                <w:bCs/>
+                <w:color w:val="000000"/>
+                <w:sz w:val="18"/>
+                <w:szCs w:val="18"/>
+              </w:rPr>
+              <w:t xml:space="preserve">취득가액 계</w:t>
             </w:r>
           </w:p>
         </w:tc>
         <w:tc>
           <w:tcPr>
             <w:tcW w:type="dxa" w:w="3181"/>
-            <w:tcMar>
-              <w:top w:type="dxa" w:w="60"/>
-              <w:left w:type="dxa" w:w="90"/>
-              <w:bottom w:type="dxa" w:w="60"/>
-              <w:right w:type="dxa" w:w="90"/>
-            </w:tcMar>
-            <w:vAlign w:val="center"/>
-          </w:tcPr>
-          <w:p>
-            <w:pPr>
-              <w:spacing w:after="20" w:before="20"/>
-              <w:jc w:val="left"/>
-            </w:pPr>
-            <w:r>
-              <w:rPr>
-                <w:rFonts w:ascii="맑은 고딕" w:cs="맑은 고딕" w:eastAsia="맑은 고딕" w:hAnsi="맑은 고딕"/>
-                <w:b w:val="false"/>
-                <w:bCs w:val="false"/>
-                <w:color w:val="000000"/>
-                <w:sz w:val="18"/>
-                <w:szCs w:val="18"/>
-              </w:rPr>
-              <w:t xml:space="preserve"/>
+            <w:shd w:fill="F2F2F2" w:color="auto" w:val="clear"/>
+            <w:tcMar>
+              <w:top w:type="dxa" w:w="60"/>
+              <w:left w:type="dxa" w:w="90"/>
+              <w:bottom w:type="dxa" w:w="60"/>
+              <w:right w:type="dxa" w:w="90"/>
+            </w:tcMar>
+            <w:vAlign w:val="center"/>
+          </w:tcPr>
+          <w:p>
+            <w:pPr>
+              <w:spacing w:after="20" w:before="20"/>
+              <w:jc w:val="center"/>
+            </w:pPr>
+            <w:r>
+              <w:rPr>
+                <w:rFonts w:ascii="맑은 고딕" w:cs="맑은 고딕" w:eastAsia="맑은 고딕" w:hAnsi="맑은 고딕"/>
+                <w:b/>
+                <w:bCs/>
+                <w:color w:val="000000"/>
+                <w:sz w:val="18"/>
+                <w:szCs w:val="18"/>
+              </w:rPr>
+              <w:t xml:space="preserve">3건</w:t>
             </w:r>
           </w:p>
         </w:tc>
         <w:tc>
           <w:tcPr>
             <w:tcW w:type="dxa" w:w="2313"/>
-            <w:tcMar>
-              <w:top w:type="dxa" w:w="60"/>
-              <w:left w:type="dxa" w:w="90"/>
-              <w:bottom w:type="dxa" w:w="60"/>
-              <w:right w:type="dxa" w:w="90"/>
-            </w:tcMar>
-            <w:vAlign w:val="center"/>
-          </w:tcPr>
-          <w:p>
-            <w:pPr>
-              <w:spacing w:after="20" w:before="20"/>
-              <w:jc w:val="left"/>
-            </w:pPr>
-            <w:r>
-              <w:rPr>
-                <w:rFonts w:ascii="맑은 고딕" w:cs="맑은 고딕" w:eastAsia="맑은 고딕" w:hAnsi="맑은 고딕"/>
-                <w:b w:val="false"/>
-                <w:bCs w:val="false"/>
-                <w:color w:val="000000"/>
-                <w:sz w:val="18"/>
-                <w:szCs w:val="18"/>
-              </w:rPr>
-              <w:t xml:space="preserve"/>
-            </w:r>
-          </w:p>
-        </w:tc>
-        <w:tc>
-          <w:tcPr>
-            <w:tcW w:type="dxa" w:w="964"/>
-            <w:tcMar>
-              <w:top w:type="dxa" w:w="60"/>
-              <w:left w:type="dxa" w:w="90"/>
-              <w:bottom w:type="dxa" w:w="60"/>
-              <w:right w:type="dxa" w:w="90"/>
-            </w:tcMar>
-            <w:vAlign w:val="center"/>
-          </w:tcPr>
-          <w:p>
-            <w:pPr>
-              <w:spacing w:after="20" w:before="20"/>
-              <w:jc w:val="center"/>
-            </w:pPr>
-            <w:r>
-              <w:rPr>
-                <w:rFonts w:ascii="맑은 고딕" w:cs="맑은 고딕" w:eastAsia="맑은 고딕" w:hAnsi="맑은 고딕"/>
-                <w:b w:val="false"/>
-                <w:bCs w:val="false"/>
-                <w:color w:val="000000"/>
-                <w:sz w:val="18"/>
-                <w:szCs w:val="18"/>
-              </w:rPr>
-              <w:t xml:space="preserve"/>
-            </w:r>
-          </w:p>
-        </w:tc>
-        <w:tc>
-          <w:tcPr>
-            <w:tcW w:type="dxa" w:w="964"/>
-            <w:tcMar>
-              <w:top w:type="dxa" w:w="60"/>
-              <w:left w:type="dxa" w:w="90"/>
-              <w:bottom w:type="dxa" w:w="60"/>
-              <w:right w:type="dxa" w:w="90"/>
-            </w:tcMar>
-            <w:vAlign w:val="center"/>
-          </w:tcPr>
-          <w:p>
-            <w:pPr>
-              <w:spacing w:after="20" w:before="20"/>
-              <w:jc w:val="center"/>
-            </w:pPr>
-            <w:r>
-              <w:rPr>
-                <w:rFonts w:ascii="맑은 고딕" w:cs="맑은 고딕" w:eastAsia="맑은 고딕" w:hAnsi="맑은 고딕"/>
-                <w:b w:val="false"/>
-                <w:bCs w:val="false"/>
-                <w:color w:val="000000"/>
-                <w:sz w:val="18"/>
-                <w:szCs w:val="18"/>
-              </w:rPr>
-              <w:t xml:space="preserve"/>
-            </w:r>
-          </w:p>
-        </w:tc>
-        <w:tc>
-          <w:tcPr>
-            <w:tcW w:type="dxa" w:w="1542"/>
-            <w:tcMar>
-              <w:top w:type="dxa" w:w="60"/>
-              <w:left w:type="dxa" w:w="90"/>
-              <w:bottom w:type="dxa" w:w="60"/>
-              <w:right w:type="dxa" w:w="90"/>
-            </w:tcMar>
-            <w:vAlign w:val="center"/>
-          </w:tcPr>
-          <w:p>
-            <w:pPr>
-              <w:spacing w:after="20" w:before="20"/>
-              <w:jc w:val="center"/>
-            </w:pPr>
-            <w:r>
-              <w:rPr>
-                <w:rFonts w:ascii="맑은 고딕" w:cs="맑은 고딕" w:eastAsia="맑은 고딕" w:hAnsi="맑은 고딕"/>
-                <w:b w:val="false"/>
-                <w:bCs w:val="false"/>
-                <w:color w:val="000000"/>
-                <w:sz w:val="18"/>
-                <w:szCs w:val="18"/>
-              </w:rPr>
-              <w:t xml:space="preserve"/>
-            </w:r>
-          </w:p>
-        </w:tc>
-      </w:tr>
-      <w:tr>
-        <w:tc>
-          <w:tcPr>
-            <w:tcW w:type="dxa" w:w="675"/>
-            <w:tcMar>
-              <w:top w:type="dxa" w:w="60"/>
-              <w:left w:type="dxa" w:w="90"/>
-              <w:bottom w:type="dxa" w:w="60"/>
-              <w:right w:type="dxa" w:w="90"/>
-            </w:tcMar>
-            <w:vAlign w:val="center"/>
-          </w:tcPr>
-          <w:p>
-            <w:pPr>
-              <w:spacing w:after="20" w:before="20"/>
-              <w:jc w:val="center"/>
-            </w:pPr>
-            <w:r>
-              <w:rPr>
-                <w:rFonts w:ascii="맑은 고딕" w:cs="맑은 고딕" w:eastAsia="맑은 고딕" w:hAnsi="맑은 고딕"/>
-                <w:b w:val="false"/>
-                <w:bCs w:val="false"/>
-                <w:color w:val="000000"/>
-                <w:sz w:val="18"/>
-                <w:szCs w:val="18"/>
-              </w:rPr>
-              <w:t xml:space="preserve">5</w:t>
-            </w:r>
-          </w:p>
-        </w:tc>
-        <w:tc>
-          <w:tcPr>
-            <w:tcW w:type="dxa" w:w="3181"/>
-            <w:tcMar>
-              <w:top w:type="dxa" w:w="60"/>
-              <w:left w:type="dxa" w:w="90"/>
-              <w:bottom w:type="dxa" w:w="60"/>
-              <w:right w:type="dxa" w:w="90"/>
-            </w:tcMar>
-            <w:vAlign w:val="center"/>
-          </w:tcPr>
-          <w:p>
-            <w:pPr>
-              <w:spacing w:after="20" w:before="20"/>
-              <w:jc w:val="left"/>
-            </w:pPr>
-            <w:r>
-              <w:rPr>
-                <w:rFonts w:ascii="맑은 고딕" w:cs="맑은 고딕" w:eastAsia="맑은 고딕" w:hAnsi="맑은 고딕"/>
-                <w:b w:val="false"/>
-                <w:bCs w:val="false"/>
-                <w:color w:val="000000"/>
-                <w:sz w:val="18"/>
-                <w:szCs w:val="18"/>
-              </w:rPr>
-              <w:t xml:space="preserve"/>
-            </w:r>
-          </w:p>
-        </w:tc>
-        <w:tc>
-          <w:tcPr>
-            <w:tcW w:type="dxa" w:w="2313"/>
-            <w:tcMar>
-              <w:top w:type="dxa" w:w="60"/>
-              <w:left w:type="dxa" w:w="90"/>
-              <w:bottom w:type="dxa" w:w="60"/>
-              <w:right w:type="dxa" w:w="90"/>
-            </w:tcMar>
-            <w:vAlign w:val="center"/>
-          </w:tcPr>
-          <w:p>
-            <w:pPr>
-              <w:spacing w:after="20" w:before="20"/>
-              <w:jc w:val="left"/>
-            </w:pPr>
-            <w:r>
-              <w:rPr>
-                <w:rFonts w:ascii="맑은 고딕" w:cs="맑은 고딕" w:eastAsia="맑은 고딕" w:hAnsi="맑은 고딕"/>
-                <w:b w:val="false"/>
-                <w:bCs w:val="false"/>
-                <w:color w:val="000000"/>
-                <w:sz w:val="18"/>
-                <w:szCs w:val="18"/>
-              </w:rPr>
-              <w:t xml:space="preserve"/>
-            </w:r>
-          </w:p>
-        </w:tc>
-        <w:tc>
-          <w:tcPr>
-            <w:tcW w:type="dxa" w:w="964"/>
-            <w:tcMar>
-              <w:top w:type="dxa" w:w="60"/>
-              <w:left w:type="dxa" w:w="90"/>
-              <w:bottom w:type="dxa" w:w="60"/>
-              <w:right w:type="dxa" w:w="90"/>
-            </w:tcMar>
-            <w:vAlign w:val="center"/>
-          </w:tcPr>
-          <w:p>
-            <w:pPr>
-              <w:spacing w:after="20" w:before="20"/>
-              <w:jc w:val="center"/>
-            </w:pPr>
-            <w:r>
-              <w:rPr>
-                <w:rFonts w:ascii="맑은 고딕" w:cs="맑은 고딕" w:eastAsia="맑은 고딕" w:hAnsi="맑은 고딕"/>
-                <w:b w:val="false"/>
-                <w:bCs w:val="false"/>
-                <w:color w:val="000000"/>
-                <w:sz w:val="18"/>
-                <w:szCs w:val="18"/>
-              </w:rPr>
-              <w:t xml:space="preserve"/>
-            </w:r>
-          </w:p>
-        </w:tc>
-        <w:tc>
-          <w:tcPr>
-            <w:tcW w:type="dxa" w:w="964"/>
-            <w:tcMar>
-              <w:top w:type="dxa" w:w="60"/>
-              <w:left w:type="dxa" w:w="90"/>
-              <w:bottom w:type="dxa" w:w="60"/>
-              <w:right w:type="dxa" w:w="90"/>
-            </w:tcMar>
-            <w:vAlign w:val="center"/>
-          </w:tcPr>
-          <w:p>
-            <w:pPr>
-              <w:spacing w:after="20" w:before="20"/>
-              <w:jc w:val="center"/>
-            </w:pPr>
-            <w:r>
-              <w:rPr>
-                <w:rFonts w:ascii="맑은 고딕" w:cs="맑은 고딕" w:eastAsia="맑은 고딕" w:hAnsi="맑은 고딕"/>
-                <w:b w:val="false"/>
-                <w:bCs w:val="false"/>
-                <w:color w:val="000000"/>
-                <w:sz w:val="18"/>
-                <w:szCs w:val="18"/>
-              </w:rPr>
-              <w:t xml:space="preserve"/>
-            </w:r>
-          </w:p>
-        </w:tc>
-        <w:tc>
-          <w:tcPr>
-            <w:tcW w:type="dxa" w:w="1542"/>
-            <w:tcMar>
-              <w:top w:type="dxa" w:w="60"/>
-              <w:left w:type="dxa" w:w="90"/>
-              <w:bottom w:type="dxa" w:w="60"/>
-              <w:right w:type="dxa" w:w="90"/>
-            </w:tcMar>
-            <w:vAlign w:val="center"/>
-          </w:tcPr>
-          <w:p>
-            <w:pPr>
-              <w:spacing w:after="20" w:before="20"/>
-              <w:jc w:val="center"/>
-            </w:pPr>
-            <w:r>
-              <w:rPr>
-                <w:rFonts w:ascii="맑은 고딕" w:cs="맑은 고딕" w:eastAsia="맑은 고딕" w:hAnsi="맑은 고딕"/>
-                <w:b w:val="false"/>
-                <w:bCs w:val="false"/>
-                <w:color w:val="000000"/>
-                <w:sz w:val="18"/>
-                <w:szCs w:val="18"/>
-              </w:rPr>
-              <w:t xml:space="preserve"/>
+            <w:shd w:fill="F2F2F2" w:color="auto" w:val="clear"/>
+            <w:tcMar>
+              <w:top w:type="dxa" w:w="60"/>
+              <w:left w:type="dxa" w:w="90"/>
+              <w:bottom w:type="dxa" w:w="60"/>
+              <w:right w:type="dxa" w:w="90"/>
+            </w:tcMar>
+            <w:vAlign w:val="center"/>
+          </w:tcPr>
+          <w:p>
+            <w:pPr>
+              <w:spacing w:after="20" w:before="20"/>
+              <w:jc w:val="center"/>
+            </w:pPr>
+            <w:r>
+              <w:rPr>
+                <w:rFonts w:ascii="맑은 고딕" w:cs="맑은 고딕" w:eastAsia="맑은 고딕" w:hAnsi="맑은 고딕"/>
+                <w:b/>
+                <w:bCs/>
+                <w:color w:val="000000"/>
+                <w:sz w:val="18"/>
+                <w:szCs w:val="18"/>
+              </w:rPr>
+              <w:t xml:space="preserve">3,813,900원</w:t>
             </w:r>
           </w:p>
         </w:tc>
       </w:tr>
     </w:tbl>
+    <w:p>
+      <w:pPr>
+        <w:spacing w:after="40" w:before="60" w:line="300"/>
+        <w:jc w:val="left"/>
+      </w:pPr>
+      <w:r>
+        <w:rPr>
+          <w:rFonts w:ascii="맑은 고딕" w:cs="맑은 고딕" w:eastAsia="맑은 고딕" w:hAnsi="맑은 고딕"/>
+          <w:b w:val="false"/>
+          <w:bCs w:val="false"/>
+          <w:color w:val="2E5496"/>
+          <w:sz w:val="16"/>
+          <w:szCs w:val="16"/>
+        </w:rPr>
+        <w:t xml:space="preserve">※ 자산관리 시스템 연동 — SP-PMO 취득자산 3건 자동 반영</w:t>
+      </w:r>
+    </w:p>
     <w:p>
       <w:pPr>
         <w:pBdr>
@@ -2254,7 +2012,7 @@
           <w:sz w:val="21"/>
           <w:szCs w:val="21"/>
         </w:rPr>
-        <w:t xml:space="preserve">2026.09.04</w:t>
+        <w:t xml:space="preserve">2026.09.06</w:t>
       </w:r>
     </w:p>
     <w:tbl>

--- a/output/검수조서_CP-2026-0012.docx
+++ b/output/검수조서_CP-2026-0012.docx
@@ -2012,7 +2012,7 @@
           <w:sz w:val="21"/>
           <w:szCs w:val="21"/>
         </w:rPr>
-        <w:t xml:space="preserve">2026.09.06</w:t>
+        <w:t xml:space="preserve">2026.09.07</w:t>
       </w:r>
     </w:p>
     <w:tbl>

--- a/output/검수조서_CP-2026-0012.docx
+++ b/output/검수조서_CP-2026-0012.docx
@@ -335,7 +335,7 @@
                 <w:sz w:val="18"/>
                 <w:szCs w:val="18"/>
               </w:rPr>
-              <w:t xml:space="preserve"/>
+              <w:t xml:space="preserve">(계약 확정 후 기재)</w:t>
             </w:r>
           </w:p>
         </w:tc>
@@ -396,7 +396,7 @@
                 <w:sz w:val="18"/>
                 <w:szCs w:val="18"/>
               </w:rPr>
-              <w:t xml:space="preserve"/>
+              <w:t xml:space="preserve">2,649,718,746원 (집행액 기준)</w:t>
             </w:r>
           </w:p>
         </w:tc>
@@ -457,7 +457,7 @@
                 <w:sz w:val="18"/>
                 <w:szCs w:val="18"/>
               </w:rPr>
-              <w:t xml:space="preserve">        .     .     .</w:t>
+              <w:t xml:space="preserve">(계약 확정 후 기재)</w:t>
             </w:r>
           </w:p>
         </w:tc>
@@ -518,7 +518,7 @@
                 <w:sz w:val="18"/>
                 <w:szCs w:val="18"/>
               </w:rPr>
-              <w:t xml:space="preserve">        .     .     .</w:t>
+              <w:t xml:space="preserve">2026-12-31</w:t>
             </w:r>
           </w:p>
         </w:tc>
